--- a/var/templates_docx/E-401.docx
+++ b/var/templates_docx/E-401.docx
@@ -1581,7 +1581,10 @@
     </w:tbl>
     <w:bookmarkEnd w:id="34"/>
     <w:bookmarkEnd w:id="35"/>
-    <w:sectPr/>
+    <w:sectPr>
+      <w:headerReference w:type="default" r:id="rId9"/>
+      <w:footerReference w:type="default" r:id="rId10"/>
+    </w:sectPr>
   </w:body>
 </w:document>
 </file>
@@ -1590,6 +1593,115 @@
 <w:comments xmlns:w="http://schemas.openxmlformats.org/wordprocessingml/2006/main" xmlns:m="http://schemas.openxmlformats.org/officeDocument/2006/math" xmlns:r="http://schemas.openxmlformats.org/officeDocument/2006/relationships" xmlns:o="urn:schemas-microsoft-com:office:office" xmlns:v="urn:schemas-microsoft-com:vml" xmlns:w10="urn:schemas-microsoft-com:office:word" xmlns:a="http://schemas.openxmlformats.org/drawingml/2006/main" xmlns:pic="http://schemas.openxmlformats.org/drawingml/2006/picture" xmlns:wp="http://schemas.openxmlformats.org/drawingml/2006/wordprocessingDrawing"/>
 </file>
 
+<file path=word/footer1.xml><?xml version="1.0" encoding="utf-8"?>
+<w:ftr xmlns:m="http://schemas.openxmlformats.org/officeDocument/2006/math" xmlns:mc="http://schemas.openxmlformats.org/markup-compatibility/2006" xmlns:mo="http://schemas.microsoft.com/office/mac/office/2008/main" xmlns:mv="urn:schemas-microsoft-com:mac:vml" xmlns:o="urn:schemas-microsoft-com:office:office" xmlns:r="http://schemas.openxmlformats.org/officeDocument/2006/relationships" xmlns:v="urn:schemas-microsoft-com:vml" xmlns:w10="urn:schemas-microsoft-com:office:word" xmlns:w14="http://schemas.microsoft.com/office/word/2010/wordml" xmlns:w="http://schemas.openxmlformats.org/wordprocessingml/2006/main" xmlns:wne="http://schemas.microsoft.com/office/word/2006/wordml" xmlns:wp14="http://schemas.microsoft.com/office/word/2010/wordprocessingDrawing" xmlns:wp="http://schemas.openxmlformats.org/drawingml/2006/wordprocessingDrawing" xmlns:wpc="http://schemas.microsoft.com/office/word/2010/wordprocessingCanvas" xmlns:wpg="http://schemas.microsoft.com/office/word/2010/wordprocessingGroup" xmlns:wpi="http://schemas.microsoft.com/office/word/2010/wordprocessingInk" xmlns:wps="http://schemas.microsoft.com/office/word/2010/wordprocessingShape" mc:Ignorable="w14 wp14">
+  <w:tbl>
+    <w:tblPr>
+      <w:tblW w:type="auto" w:w="0"/>
+      <w:tblLayout w:type="fixed"/>
+      <w:tblLook w:firstColumn="1" w:firstRow="1" w:lastColumn="0" w:lastRow="0" w:noHBand="0" w:noVBand="1" w:val="04A0"/>
+    </w:tblPr>
+    <w:tblGrid>
+      <w:gridCol w:w="3024"/>
+      <w:gridCol w:w="3024"/>
+      <w:gridCol w:w="3024"/>
+    </w:tblGrid>
+    <w:tr>
+      <w:tc>
+        <w:tcPr>
+          <w:tcW w:type="dxa" w:w="3810"/>
+        </w:tcPr>
+        <w:p>
+          <w:pPr>
+            <w:jc w:val="left"/>
+          </w:pPr>
+          <w:r>
+            <w:rPr>
+              <w:b w:val="0"/>
+              <w:color w:val="6B7280"/>
+              <w:sz w:val="16"/>
+            </w:rPr>
+            <w:t>CONFIDENCIAL — {{ cliente.razon_social }}</w:t>
+          </w:r>
+        </w:p>
+      </w:tc>
+      <w:tc>
+        <w:tcPr>
+          <w:tcW w:type="dxa" w:w="2540"/>
+        </w:tcPr>
+        <w:p>
+          <w:pPr>
+            <w:jc w:val="center"/>
+          </w:pPr>
+          <w:r>
+            <w:rPr>
+              <w:b w:val="0"/>
+              <w:color w:val="6B7280"/>
+              <w:sz w:val="16"/>
+            </w:rPr>
+            <w:t>E-401 · v{{ proyecto.version_actual }}</w:t>
+          </w:r>
+        </w:p>
+      </w:tc>
+      <w:tc>
+        <w:tcPr>
+          <w:tcW w:type="dxa" w:w="2721"/>
+        </w:tcPr>
+        <w:p>
+          <w:pPr>
+            <w:jc w:val="right"/>
+          </w:pPr>
+          <w:r>
+            <w:rPr>
+              <w:b w:val="0"/>
+              <w:color w:val="6B7280"/>
+              <w:sz w:val="16"/>
+            </w:rPr>
+            <w:t xml:space="preserve">Página </w:t>
+          </w:r>
+          <w:r>
+            <w:rPr>
+              <w:b w:val="0"/>
+              <w:color w:val="6B7280"/>
+              <w:sz w:val="16"/>
+            </w:rPr>
+            <w:fldChar w:fldCharType="begin"/>
+            <w:instrText xml:space="preserve">PAGE</w:instrText>
+            <w:fldChar w:fldCharType="end"/>
+          </w:r>
+          <w:r>
+            <w:rPr>
+              <w:b w:val="0"/>
+              <w:color w:val="6B7280"/>
+              <w:sz w:val="16"/>
+            </w:rPr>
+            <w:t xml:space="preserve"> / </w:t>
+          </w:r>
+          <w:r>
+            <w:rPr>
+              <w:b w:val="0"/>
+              <w:color w:val="6B7280"/>
+              <w:sz w:val="16"/>
+            </w:rPr>
+            <w:fldChar w:fldCharType="begin"/>
+            <w:instrText xml:space="preserve">NUMPAGES</w:instrText>
+            <w:fldChar w:fldCharType="end"/>
+          </w:r>
+        </w:p>
+      </w:tc>
+    </w:tr>
+  </w:tbl>
+  <w:p>
+    <w:r>
+      <w:rPr>
+        <w:sz w:val="2"/>
+      </w:rPr>
+      <w:t>&lt;!--FX_FTR_V2--&gt;</w:t>
+    </w:r>
+  </w:p>
+</w:ftr>
+</file>
+
 <file path=word/footnotes.xml><?xml version="1.0" encoding="utf-8"?>
 <w:footnotes xmlns:w="http://schemas.openxmlformats.org/wordprocessingml/2006/main" xmlns:m="http://schemas.openxmlformats.org/officeDocument/2006/math" xmlns:r="http://schemas.openxmlformats.org/officeDocument/2006/relationships" xmlns:o="urn:schemas-microsoft-com:office:office" xmlns:v="urn:schemas-microsoft-com:vml" xmlns:w10="urn:schemas-microsoft-com:office:word" xmlns:a="http://schemas.openxmlformats.org/drawingml/2006/main" xmlns:pic="http://schemas.openxmlformats.org/drawingml/2006/picture" xmlns:wp="http://schemas.openxmlformats.org/drawingml/2006/wordprocessingDrawing">
   <w:footnote w:type="continuationSeparator" w:id="0">
@@ -1607,6 +1719,90 @@
     </w:p>
   </w:footnote>
 </w:footnotes>
+</file>
+
+<file path=word/header1.xml><?xml version="1.0" encoding="utf-8"?>
+<w:hdr xmlns:m="http://schemas.openxmlformats.org/officeDocument/2006/math" xmlns:mc="http://schemas.openxmlformats.org/markup-compatibility/2006" xmlns:mo="http://schemas.microsoft.com/office/mac/office/2008/main" xmlns:mv="urn:schemas-microsoft-com:mac:vml" xmlns:o="urn:schemas-microsoft-com:office:office" xmlns:r="http://schemas.openxmlformats.org/officeDocument/2006/relationships" xmlns:v="urn:schemas-microsoft-com:vml" xmlns:w10="urn:schemas-microsoft-com:office:word" xmlns:w14="http://schemas.microsoft.com/office/word/2010/wordml" xmlns:w="http://schemas.openxmlformats.org/wordprocessingml/2006/main" xmlns:wne="http://schemas.microsoft.com/office/word/2006/wordml" xmlns:wp14="http://schemas.microsoft.com/office/word/2010/wordprocessingDrawing" xmlns:wp="http://schemas.openxmlformats.org/drawingml/2006/wordprocessingDrawing" xmlns:wpc="http://schemas.microsoft.com/office/word/2010/wordprocessingCanvas" xmlns:wpg="http://schemas.microsoft.com/office/word/2010/wordprocessingGroup" xmlns:wpi="http://schemas.microsoft.com/office/word/2010/wordprocessingInk" xmlns:wps="http://schemas.microsoft.com/office/word/2010/wordprocessingShape" mc:Ignorable="w14 wp14">
+  <w:tbl>
+    <w:tblPr>
+      <w:tblW w:type="auto" w:w="0"/>
+      <w:jc w:val="center"/>
+      <w:tblLayout w:type="fixed"/>
+      <w:tblLook w:firstColumn="1" w:firstRow="1" w:lastColumn="0" w:lastRow="0" w:noHBand="0" w:noVBand="1" w:val="04A0"/>
+    </w:tblPr>
+    <w:tblGrid>
+      <w:gridCol w:w="3024"/>
+      <w:gridCol w:w="3024"/>
+      <w:gridCol w:w="3024"/>
+    </w:tblGrid>
+    <w:tr>
+      <w:tc>
+        <w:tcPr>
+          <w:tcW w:type="dxa" w:w="3447"/>
+        </w:tcPr>
+        <w:p>
+          <w:pPr>
+            <w:jc w:val="left"/>
+          </w:pPr>
+          <w:r>
+            <w:rPr>
+              <w:b/>
+              <w:color w:val="0B1F3A"/>
+              <w:sz w:val="22"/>
+            </w:rPr>
+            <w:t>{{ cliente.header_brand }}</w:t>
+          </w:r>
+        </w:p>
+      </w:tc>
+      <w:tc>
+        <w:tcPr>
+          <w:tcW w:type="dxa" w:w="3084"/>
+        </w:tcPr>
+        <w:p>
+          <w:pPr>
+            <w:jc w:val="center"/>
+          </w:pPr>
+          <w:r>
+            <w:rPr>
+              <w:b w:val="0"/>
+              <w:color w:val="6B7280"/>
+              <w:sz w:val="18"/>
+            </w:rPr>
+            <w:t>E-401 · ESTRATEGIAS DE CONTINUIDAD</w:t>
+            <w:br/>
+            <w:t>versión {{ proyecto.version_actual }}</w:t>
+          </w:r>
+        </w:p>
+      </w:tc>
+      <w:tc>
+        <w:tcPr>
+          <w:tcW w:type="dxa" w:w="2540"/>
+        </w:tcPr>
+        <w:p>
+          <w:pPr>
+            <w:jc w:val="right"/>
+          </w:pPr>
+          <w:r>
+            <w:rPr>
+              <w:b w:val="0"/>
+              <w:color w:val="0B1F3A"/>
+              <w:sz w:val="18"/>
+            </w:rPr>
+            <w:t>{{ consultor.header_brand }}</w:t>
+          </w:r>
+        </w:p>
+      </w:tc>
+    </w:tr>
+  </w:tbl>
+  <w:p>
+    <w:r>
+      <w:rPr>
+        <w:sz w:val="2"/>
+      </w:rPr>
+      <w:t>&lt;!--FX_HDR_V2--&gt;</w:t>
+    </w:r>
+  </w:p>
+</w:hdr>
 </file>
 
 <file path=word/numbering.xml><?xml version="1.0" encoding="utf-8"?>

--- a/var/templates_docx/E-401.docx
+++ b/var/templates_docx/E-401.docx
@@ -267,14 +267,10 @@
           <w:bCs/>
           <w:b/>
         </w:rPr>
-        <w:t xml:space="preserve">CCN-STIC-808</w:t>
-      </w:r>
-      <w:r>
-        <w:t xml:space="preserve"> </w:t>
-      </w:r>
-      <w:r>
-        <w:t xml:space="preserve">Guía de continuidad de servicios bajo el ENS.</w:t>
-      </w:r>
+        <w:t>UNE-ISO 22301:2020 Sistemas de gestión de la continuidad del negocio.</w:t>
+      </w:r>
+      <w:r/>
+      <w:r/>
     </w:p>
     <w:p>
       <w:pPr>

--- a/var/templates_docx/E-401.docx
+++ b/var/templates_docx/E-401.docx
@@ -267,10 +267,14 @@
           <w:bCs/>
           <w:b/>
         </w:rPr>
-        <w:t>UNE-ISO 22301:2020 Sistemas de gestión de la continuidad del negocio.</w:t>
-      </w:r>
-      <w:r/>
-      <w:r/>
+        <w:t xml:space="preserve">UNE-ISO 22301:2020</w:t>
+      </w:r>
+      <w:r>
+        <w:t xml:space="preserve"> </w:t>
+      </w:r>
+      <w:r>
+        <w:t xml:space="preserve">Sistemas de gestión de la continuidad del negocio.</w:t>
+      </w:r>
     </w:p>
     <w:p>
       <w:pPr>
@@ -324,159 +328,45 @@
         <w:t xml:space="preserve">A partir del BIA se han identificado los siguientes procesos críticos con sus objetivos de recuperación:</w:t>
       </w:r>
     </w:p>
-    <w:tbl>
-      <w:tblPr>
-        <w:tblStyle w:val="Table"/>
-        <w:tblW w:type="auto" w:w="0"/>
-        <w:tblLook w:firstRow="1" w:lastRow="0" w:firstColumn="0" w:lastColumn="0" w:noHBand="0" w:noVBand="0" w:val="0020"/>
-        <w:jc w:val="start"/>
-      </w:tblPr>
-      <w:tblGrid>
-        <w:gridCol w:w="1584"/>
-        <w:gridCol w:w="1584"/>
-        <w:gridCol w:w="1584"/>
-        <w:gridCol w:w="1584"/>
-        <w:gridCol w:w="1584"/>
-      </w:tblGrid>
-      <w:tr>
-        <w:trPr>
-          <w:tblHeader w:val="true"/>
-        </w:trPr>
-        <w:tc>
-          <w:tcPr/>
-          <w:p>
-            <w:pPr>
-              <w:pStyle w:val="Compact"/>
-              <w:jc w:val="left"/>
-            </w:pPr>
-            <w:r>
-              <w:t xml:space="preserve">Proceso crítico</w:t>
-            </w:r>
-          </w:p>
-        </w:tc>
-        <w:tc>
-          <w:tcPr/>
-          <w:p>
-            <w:pPr>
-              <w:pStyle w:val="Compact"/>
-              <w:jc w:val="left"/>
-            </w:pPr>
-            <w:r>
-              <w:t xml:space="preserve">RTO objetivo</w:t>
-            </w:r>
-          </w:p>
-        </w:tc>
-        <w:tc>
-          <w:tcPr/>
-          <w:p>
-            <w:pPr>
-              <w:pStyle w:val="Compact"/>
-              <w:jc w:val="left"/>
-            </w:pPr>
-            <w:r>
-              <w:t xml:space="preserve">RPO objetivo</w:t>
-            </w:r>
-          </w:p>
-        </w:tc>
-        <w:tc>
-          <w:tcPr/>
-          <w:p>
-            <w:pPr>
-              <w:pStyle w:val="Compact"/>
-              <w:jc w:val="left"/>
-            </w:pPr>
-            <w:r>
-              <w:t xml:space="preserve">Criticidad</w:t>
-            </w:r>
-          </w:p>
-        </w:tc>
-        <w:tc>
-          <w:tcPr/>
-          <w:p>
-            <w:pPr>
-              <w:pStyle w:val="Compact"/>
-              <w:jc w:val="left"/>
-            </w:pPr>
-            <w:r>
-              <w:t xml:space="preserve">Descripción</w:t>
-            </w:r>
-          </w:p>
-        </w:tc>
-      </w:tr>
-      <w:tr>
-        <w:tc>
-          <w:tcPr/>
-          <w:p>
-            <w:pPr>
-              <w:pStyle w:val="Compact"/>
-              <w:jc w:val="left"/>
-            </w:pPr>
-            <w:r>
-              <w:t xml:space="preserve">{% for proc in procesos_criticos %}</w:t>
-            </w:r>
-          </w:p>
-        </w:tc>
-        <w:tc>
-          <w:tcPr/>
-          <w:p>
-            <w:pPr>
-              <w:pStyle w:val="Compact"/>
-              <w:jc w:val="left"/>
-            </w:pPr>
-            <w:r>
-              <w:t xml:space="preserve">{{ proc.nombre }}</w:t>
-            </w:r>
-          </w:p>
-        </w:tc>
-        <w:tc>
-          <w:tcPr/>
-          <w:p>
-            <w:pPr>
-              <w:pStyle w:val="Compact"/>
-              <w:jc w:val="left"/>
-            </w:pPr>
-            <w:r>
-              <w:t xml:space="preserve">{{ proc.rto }}</w:t>
-            </w:r>
-          </w:p>
-        </w:tc>
-        <w:tc>
-          <w:tcPr/>
-          <w:p>
-            <w:pPr>
-              <w:pStyle w:val="Compact"/>
-              <w:jc w:val="left"/>
-            </w:pPr>
-            <w:r>
-              <w:t xml:space="preserve">{{ proc.rpo }}</w:t>
-            </w:r>
-          </w:p>
-        </w:tc>
-        <w:tc>
-          <w:tcPr/>
-          <w:p>
-            <w:pPr>
-              <w:pStyle w:val="Compact"/>
-              <w:jc w:val="left"/>
-            </w:pPr>
-            <w:r>
-              <w:t xml:space="preserve">{{ proc.criticidad }}</w:t>
-            </w:r>
-          </w:p>
-        </w:tc>
-      </w:tr>
-    </w:tbl>
     <w:p>
       <w:pPr>
         <w:pStyle w:val="BodyText"/>
       </w:pPr>
       <w:r>
+        <w:t xml:space="preserve">{% for proc in procesos_criticos %}</w:t>
+      </w:r>
+    </w:p>
+    <w:p>
+      <w:pPr>
+        <w:numPr>
+          <w:ilvl w:val="0"/>
+          <w:numId w:val="1002"/>
+        </w:numPr>
+        <w:pStyle w:val="Compact"/>
+      </w:pPr>
+      <w:r>
+        <w:rPr>
+          <w:bCs/>
+          <w:b/>
+        </w:rPr>
+        <w:t xml:space="preserve">{{ proc.nombre }}</w:t>
+      </w:r>
+      <w:r>
+        <w:t xml:space="preserve"> </w:t>
+      </w:r>
+      <w:r>
+        <w:t xml:space="preserve">({{ proc.criticidad }}) — RTO objetivo: {{ proc.rto }} · RPO objetivo: {{ proc.rpo }}. {{ proc.descripcion }}</w:t>
+      </w:r>
+      <w:r>
+        <w:t xml:space="preserve"> </w:t>
+      </w:r>
+      <w:r>
         <w:t xml:space="preserve">{% endfor %}</w:t>
       </w:r>
     </w:p>
     <w:p>
       <w:pPr>
-        <w:pStyle w:val="BodyText"/>
+        <w:pStyle w:val="FirstParagraph"/>
       </w:pPr>
       <w:r>
         <w:rPr>
@@ -526,159 +416,45 @@
         <w:t xml:space="preserve">Para cada proceso crítico identificado se ha definido al menos una estrategia de continuidad alineada con su RTO/RPO:</w:t>
       </w:r>
     </w:p>
-    <w:tbl>
-      <w:tblPr>
-        <w:tblStyle w:val="Table"/>
-        <w:tblW w:type="auto" w:w="0"/>
-        <w:tblLook w:firstRow="1" w:lastRow="0" w:firstColumn="0" w:lastColumn="0" w:noHBand="0" w:noVBand="0" w:val="0020"/>
-        <w:jc w:val="start"/>
-      </w:tblPr>
-      <w:tblGrid>
-        <w:gridCol w:w="1584"/>
-        <w:gridCol w:w="1584"/>
-        <w:gridCol w:w="1584"/>
-        <w:gridCol w:w="1584"/>
-        <w:gridCol w:w="1584"/>
-      </w:tblGrid>
-      <w:tr>
-        <w:trPr>
-          <w:tblHeader w:val="true"/>
-        </w:trPr>
-        <w:tc>
-          <w:tcPr/>
-          <w:p>
-            <w:pPr>
-              <w:pStyle w:val="Compact"/>
-              <w:jc w:val="left"/>
-            </w:pPr>
-            <w:r>
-              <w:t xml:space="preserve">Proceso</w:t>
-            </w:r>
-          </w:p>
-        </w:tc>
-        <w:tc>
-          <w:tcPr/>
-          <w:p>
-            <w:pPr>
-              <w:pStyle w:val="Compact"/>
-              <w:jc w:val="left"/>
-            </w:pPr>
-            <w:r>
-              <w:t xml:space="preserve">Estrategia seleccionada</w:t>
-            </w:r>
-          </w:p>
-        </w:tc>
-        <w:tc>
-          <w:tcPr/>
-          <w:p>
-            <w:pPr>
-              <w:pStyle w:val="Compact"/>
-              <w:jc w:val="left"/>
-            </w:pPr>
-            <w:r>
-              <w:t xml:space="preserve">Coste estimado</w:t>
-            </w:r>
-          </w:p>
-        </w:tc>
-        <w:tc>
-          <w:tcPr/>
-          <w:p>
-            <w:pPr>
-              <w:pStyle w:val="Compact"/>
-              <w:jc w:val="left"/>
-            </w:pPr>
-            <w:r>
-              <w:t xml:space="preserve">Responsable implantación</w:t>
-            </w:r>
-          </w:p>
-        </w:tc>
-        <w:tc>
-          <w:tcPr/>
-          <w:p>
-            <w:pPr>
-              <w:pStyle w:val="Compact"/>
-              <w:jc w:val="left"/>
-            </w:pPr>
-            <w:r>
-              <w:t xml:space="preserve">Plazo</w:t>
-            </w:r>
-          </w:p>
-        </w:tc>
-      </w:tr>
-      <w:tr>
-        <w:tc>
-          <w:tcPr/>
-          <w:p>
-            <w:pPr>
-              <w:pStyle w:val="Compact"/>
-              <w:jc w:val="left"/>
-            </w:pPr>
-            <w:r>
-              <w:t xml:space="preserve">{% for est in estrategias %}</w:t>
-            </w:r>
-          </w:p>
-        </w:tc>
-        <w:tc>
-          <w:tcPr/>
-          <w:p>
-            <w:pPr>
-              <w:pStyle w:val="Compact"/>
-              <w:jc w:val="left"/>
-            </w:pPr>
-            <w:r>
-              <w:t xml:space="preserve">{{ est.proceso }}</w:t>
-            </w:r>
-          </w:p>
-        </w:tc>
-        <w:tc>
-          <w:tcPr/>
-          <w:p>
-            <w:pPr>
-              <w:pStyle w:val="Compact"/>
-              <w:jc w:val="left"/>
-            </w:pPr>
-            <w:r>
-              <w:t xml:space="preserve">{{ est.estrategia }}</w:t>
-            </w:r>
-          </w:p>
-        </w:tc>
-        <w:tc>
-          <w:tcPr/>
-          <w:p>
-            <w:pPr>
-              <w:pStyle w:val="Compact"/>
-              <w:jc w:val="left"/>
-            </w:pPr>
-            <w:r>
-              <w:t xml:space="preserve">{{ est.coste_estimado }}</w:t>
-            </w:r>
-          </w:p>
-        </w:tc>
-        <w:tc>
-          <w:tcPr/>
-          <w:p>
-            <w:pPr>
-              <w:pStyle w:val="Compact"/>
-              <w:jc w:val="left"/>
-            </w:pPr>
-            <w:r>
-              <w:t xml:space="preserve">{{ est.responsable }}</w:t>
-            </w:r>
-          </w:p>
-        </w:tc>
-      </w:tr>
-    </w:tbl>
     <w:p>
       <w:pPr>
         <w:pStyle w:val="BodyText"/>
       </w:pPr>
       <w:r>
+        <w:t xml:space="preserve">{% for est in estrategias %}</w:t>
+      </w:r>
+    </w:p>
+    <w:p>
+      <w:pPr>
+        <w:numPr>
+          <w:ilvl w:val="0"/>
+          <w:numId w:val="1003"/>
+        </w:numPr>
+        <w:pStyle w:val="Compact"/>
+      </w:pPr>
+      <w:r>
+        <w:rPr>
+          <w:bCs/>
+          <w:b/>
+        </w:rPr>
+        <w:t xml:space="preserve">{{ est.proceso }}</w:t>
+      </w:r>
+      <w:r>
+        <w:t xml:space="preserve"> </w:t>
+      </w:r>
+      <w:r>
+        <w:t xml:space="preserve">— Estrategia: {{ est.estrategia }} · Coste estimado: {{ est.coste_estimado }} · Responsable: {{ est.responsable }} · Plazo: {{ est.plazo }}</w:t>
+      </w:r>
+      <w:r>
+        <w:t xml:space="preserve"> </w:t>
+      </w:r>
+      <w:r>
         <w:t xml:space="preserve">{% endfor %}</w:t>
       </w:r>
     </w:p>
     <w:p>
       <w:pPr>
-        <w:pStyle w:val="BodyText"/>
+        <w:pStyle w:val="FirstParagraph"/>
       </w:pPr>
       <w:r>
         <w:t xml:space="preserve">Las estrategias contempladas por la Entidad incluyen, según aplique:</w:t>
@@ -688,7 +464,7 @@
       <w:pPr>
         <w:numPr>
           <w:ilvl w:val="0"/>
-          <w:numId w:val="1002"/>
+          <w:numId w:val="1004"/>
         </w:numPr>
         <w:pStyle w:val="Compact"/>
       </w:pPr>
@@ -707,7 +483,7 @@
       <w:pPr>
         <w:numPr>
           <w:ilvl w:val="0"/>
-          <w:numId w:val="1002"/>
+          <w:numId w:val="1004"/>
         </w:numPr>
         <w:pStyle w:val="Compact"/>
       </w:pPr>
@@ -726,7 +502,7 @@
       <w:pPr>
         <w:numPr>
           <w:ilvl w:val="0"/>
-          <w:numId w:val="1002"/>
+          <w:numId w:val="1004"/>
         </w:numPr>
         <w:pStyle w:val="Compact"/>
       </w:pPr>
@@ -745,7 +521,7 @@
       <w:pPr>
         <w:numPr>
           <w:ilvl w:val="0"/>
-          <w:numId w:val="1002"/>
+          <w:numId w:val="1004"/>
         </w:numPr>
         <w:pStyle w:val="Compact"/>
       </w:pPr>
@@ -764,7 +540,7 @@
       <w:pPr>
         <w:numPr>
           <w:ilvl w:val="0"/>
-          <w:numId w:val="1002"/>
+          <w:numId w:val="1004"/>
         </w:numPr>
         <w:pStyle w:val="Compact"/>
       </w:pPr>
@@ -783,7 +559,7 @@
       <w:pPr>
         <w:numPr>
           <w:ilvl w:val="0"/>
-          <w:numId w:val="1002"/>
+          <w:numId w:val="1004"/>
         </w:numPr>
         <w:pStyle w:val="Compact"/>
       </w:pPr>
@@ -829,7 +605,7 @@
       <w:pPr>
         <w:numPr>
           <w:ilvl w:val="0"/>
-          <w:numId w:val="1003"/>
+          <w:numId w:val="1005"/>
         </w:numPr>
         <w:pStyle w:val="Compact"/>
       </w:pPr>
@@ -841,7 +617,7 @@
       <w:pPr>
         <w:numPr>
           <w:ilvl w:val="0"/>
-          <w:numId w:val="1003"/>
+          <w:numId w:val="1005"/>
         </w:numPr>
         <w:pStyle w:val="Compact"/>
       </w:pPr>
@@ -853,7 +629,7 @@
       <w:pPr>
         <w:numPr>
           <w:ilvl w:val="0"/>
-          <w:numId w:val="1003"/>
+          <w:numId w:val="1005"/>
         </w:numPr>
         <w:pStyle w:val="Compact"/>
       </w:pPr>
@@ -865,7 +641,7 @@
       <w:pPr>
         <w:numPr>
           <w:ilvl w:val="0"/>
-          <w:numId w:val="1003"/>
+          <w:numId w:val="1005"/>
         </w:numPr>
         <w:pStyle w:val="Compact"/>
       </w:pPr>
@@ -887,7 +663,7 @@
       <w:pPr>
         <w:numPr>
           <w:ilvl w:val="0"/>
-          <w:numId w:val="1004"/>
+          <w:numId w:val="1006"/>
         </w:numPr>
         <w:pStyle w:val="Compact"/>
       </w:pPr>
@@ -899,7 +675,7 @@
       <w:pPr>
         <w:numPr>
           <w:ilvl w:val="0"/>
-          <w:numId w:val="1004"/>
+          <w:numId w:val="1006"/>
         </w:numPr>
         <w:pStyle w:val="Compact"/>
       </w:pPr>
@@ -911,7 +687,7 @@
       <w:pPr>
         <w:numPr>
           <w:ilvl w:val="0"/>
-          <w:numId w:val="1004"/>
+          <w:numId w:val="1006"/>
         </w:numPr>
         <w:pStyle w:val="Compact"/>
       </w:pPr>
@@ -923,7 +699,7 @@
       <w:pPr>
         <w:numPr>
           <w:ilvl w:val="0"/>
-          <w:numId w:val="1004"/>
+          <w:numId w:val="1006"/>
         </w:numPr>
         <w:pStyle w:val="Compact"/>
       </w:pPr>
@@ -1031,7 +807,7 @@
       <w:pPr>
         <w:numPr>
           <w:ilvl w:val="0"/>
-          <w:numId w:val="1005"/>
+          <w:numId w:val="1007"/>
         </w:numPr>
         <w:pStyle w:val="Compact"/>
       </w:pPr>
@@ -1043,7 +819,7 @@
       <w:pPr>
         <w:numPr>
           <w:ilvl w:val="0"/>
-          <w:numId w:val="1005"/>
+          <w:numId w:val="1007"/>
         </w:numPr>
         <w:pStyle w:val="Compact"/>
       </w:pPr>
@@ -1055,7 +831,7 @@
       <w:pPr>
         <w:numPr>
           <w:ilvl w:val="0"/>
-          <w:numId w:val="1005"/>
+          <w:numId w:val="1007"/>
         </w:numPr>
         <w:pStyle w:val="Compact"/>
       </w:pPr>
@@ -1067,7 +843,7 @@
       <w:pPr>
         <w:numPr>
           <w:ilvl w:val="0"/>
-          <w:numId w:val="1005"/>
+          <w:numId w:val="1007"/>
         </w:numPr>
         <w:pStyle w:val="Compact"/>
       </w:pPr>
@@ -1079,7 +855,7 @@
       <w:pPr>
         <w:numPr>
           <w:ilvl w:val="0"/>
-          <w:numId w:val="1005"/>
+          <w:numId w:val="1007"/>
         </w:numPr>
         <w:pStyle w:val="Compact"/>
       </w:pPr>
@@ -1117,7 +893,7 @@
       <w:pPr>
         <w:numPr>
           <w:ilvl w:val="0"/>
-          <w:numId w:val="1006"/>
+          <w:numId w:val="1008"/>
         </w:numPr>
         <w:pStyle w:val="Compact"/>
       </w:pPr>
@@ -1136,7 +912,7 @@
       <w:pPr>
         <w:numPr>
           <w:ilvl w:val="0"/>
-          <w:numId w:val="1006"/>
+          <w:numId w:val="1008"/>
         </w:numPr>
         <w:pStyle w:val="Compact"/>
       </w:pPr>
@@ -1155,7 +931,7 @@
       <w:pPr>
         <w:numPr>
           <w:ilvl w:val="0"/>
-          <w:numId w:val="1006"/>
+          <w:numId w:val="1008"/>
         </w:numPr>
         <w:pStyle w:val="Compact"/>
       </w:pPr>
@@ -1174,7 +950,7 @@
       <w:pPr>
         <w:numPr>
           <w:ilvl w:val="0"/>
-          <w:numId w:val="1006"/>
+          <w:numId w:val="1008"/>
         </w:numPr>
         <w:pStyle w:val="Compact"/>
       </w:pPr>
@@ -1235,7 +1011,7 @@
       <w:pPr>
         <w:numPr>
           <w:ilvl w:val="0"/>
-          <w:numId w:val="1007"/>
+          <w:numId w:val="1009"/>
         </w:numPr>
         <w:pStyle w:val="Compact"/>
       </w:pPr>
@@ -1247,7 +1023,7 @@
       <w:pPr>
         <w:numPr>
           <w:ilvl w:val="0"/>
-          <w:numId w:val="1007"/>
+          <w:numId w:val="1009"/>
         </w:numPr>
         <w:pStyle w:val="Compact"/>
       </w:pPr>
@@ -1259,7 +1035,7 @@
       <w:pPr>
         <w:numPr>
           <w:ilvl w:val="0"/>
-          <w:numId w:val="1007"/>
+          <w:numId w:val="1009"/>
         </w:numPr>
         <w:pStyle w:val="Compact"/>
       </w:pPr>
@@ -1271,7 +1047,7 @@
       <w:pPr>
         <w:numPr>
           <w:ilvl w:val="0"/>
-          <w:numId w:val="1007"/>
+          <w:numId w:val="1009"/>
         </w:numPr>
         <w:pStyle w:val="Compact"/>
       </w:pPr>
@@ -1283,7 +1059,7 @@
       <w:pPr>
         <w:numPr>
           <w:ilvl w:val="0"/>
-          <w:numId w:val="1007"/>
+          <w:numId w:val="1009"/>
         </w:numPr>
         <w:pStyle w:val="Compact"/>
       </w:pPr>
@@ -1979,6 +1755,12 @@
   <w:num w:numId="1007">
     <w:abstractNumId w:val="991"/>
   </w:num>
+  <w:num w:numId="1008">
+    <w:abstractNumId w:val="991"/>
+  </w:num>
+  <w:num w:numId="1009">
+    <w:abstractNumId w:val="991"/>
+  </w:num>
 </w:numbering>
 </file>
 
